--- a/example_articles/occupations/Transportation/4.occupations_Transportation_Other_publisher.docx
+++ b/example_articles/occupations/Transportation/4.occupations_Transportation_Other_publisher.docx
@@ -7,7 +7,7 @@
         <w:pStyle w:val="Heading1"/>
       </w:pPr>
       <w:r>
-        <w:t>Patrick Kennedy: 'I've stayed clean'</w:t>
+        <w:t>UPS strike lesson: There were no winners</w:t>
       </w:r>
     </w:p>
     <w:p>
@@ -17,17 +17,17 @@
     </w:p>
     <w:p>
       <w:r>
-        <w:t>Date: 1991-12-10</w:t>
+        <w:t>Date: 1997-08-25</w:t>
       </w:r>
     </w:p>
     <w:p>
       <w:r>
-        <w:t>Section: NEWS; Pg. 3A</w:t>
+        <w:t>Section: NEWS;</w:t>
       </w:r>
     </w:p>
     <w:p>
       <w:r>
-        <w:t>Source file: Other publishers/Files (500) (17).DOCX</w:t>
+        <w:t>Source file: Other publishers/Files (500) (20).DOCX</w:t>
       </w:r>
     </w:p>
     <w:p>
@@ -49,45 +49,117 @@
     </w:p>
     <w:p>
       <w:r>
-        <w:t>State Rep. Patrick Kennedy's admission of past drug abuse and his cousin's rape trial in Florida apparently haven't harmed his budding political career.</w:t>
+        <w:t>We have emerged from the most devastating few weeks in the history</w:t>
         <w:br/>
-        <w:t>Voters in his working class district say they'll keep sending him to the Statehouse - and maybe Washington soon.</w:t>
+        <w:t>of our company. Much has been said and written about a strike</w:t>
         <w:br/>
-        <w:t>''No one should be judged by the personal mistakes they made in high school,'' says truck driver Ed Marchione, 48, referring to Kennedy's admission he was treated for drug abuse while in high school.</w:t>
+        <w:t>that has been called the biggest and most significant in a quarter</w:t>
         <w:br/>
-        <w:t>Kennedy, 24, acknowledged in a statement Sunday he sought treatment for drug abuse. His admission followed allegations in this week's National Enquirer he once had a $ 4,000-a-day cocaine habit - a claim called ''ridiculous'' by Kennedy aide Chris Nocera.</w:t>
+        <w:t>of a century. The sound bites, the rhetoric and the pictures of</w:t>
         <w:br/>
-        <w:t>Kennedy said he checked into a Spofford, N.H., treatment center in March 1986, while a senior at Phillips Academy in Andover, Mass. ''I have taken no drugs whatsoever since then and I use alcohol only in moderation.''</w:t>
+        <w:t>America's favorite workers on the picket lines made for incredible</w:t>
         <w:br/>
-        <w:t>The revelation came days after the youngest son of Sen. Edward Kennedy, D- Mass., testified in the Palm Beach rape trial of cousin William Kennedy Smith about the late night outing with his father and cousin before the alleged attack.</w:t>
+        <w:t>drama.</w:t>
         <w:br/>
-        <w:t>Observers say Kennedy is eyeing Rhode Island's 1st District congressional seat. He could run as early as next year, when he'll meet the constitutional age requirement of 25.</w:t>
+        <w:t>By now it should be apparent to most that the strike against UPS</w:t>
         <w:br/>
-        <w:t>Republican incumbent Ron Machtley is expected to run for governor.</w:t>
+        <w:t>was motivated in part by issues other than the welfare of UPS</w:t>
         <w:br/>
-        <w:t xml:space="preserve"> </w:t>
+        <w:t>employees.</w:t>
         <w:br/>
-        <w:t xml:space="preserve"> Robert Rendine, Rhode Island GOP chairman, says Kennedy's ''father's name and money bought him a state Representative's seat. The people statewide are smart enough not to elect someone with so little life experience.''</w:t>
+        <w:t>Unbelievably, just days after the strike ended, we learned of</w:t>
         <w:br/>
-        <w:t>Kennedy's revelations follow other family problems:</w:t>
+        <w:t>the federal government's decision to overturn the election of</w:t>
         <w:br/>
-        <w:t>- His mother, Joan Kennedy, 54, acknowledges problems staying sober. She was arrested in April in Massachusetts on drunken driving charges.</w:t>
+        <w:t>Ron Carey as Teamsters president. Had that announcement been made</w:t>
         <w:br/>
-        <w:t>- His brother, Edward Kennedy Jr., 30, checked into an alcohol rehabilitation clinic for three weeks last summer.</w:t>
+        <w:t>prior to the July 31 expiration of our contract with the union,</w:t>
         <w:br/>
-        <w:t>- Cousin Robert Kennedy Jr., 37, pleaded guilty to heroin possession in 1983 and was sentenced to two years' probation.</w:t>
+        <w:t>the negotiations might have been changed significantly, and our</w:t>
         <w:br/>
-        <w:t>- Cousin David Kennedy died of a drug overdose in 1984.</w:t>
+        <w:t>people, customers and the American public might have been spared</w:t>
         <w:br/>
-        <w:t>- Cousin Chris Lawford, 36, says he's recovered from a five-year heroin habit.</w:t>
+        <w:t>a costly strike.</w:t>
         <w:br/>
-        <w:t>- Aunt Patricia Kennedy Lawford pleaded guilty to driving while impaired after a 1989 accident on Long Island.</w:t>
+        <w:t>But they weren't. So observers are left to muse on who were the</w:t>
         <w:br/>
+        <w:t>winners and losers. Our view is simple. There were no winners</w:t>
         <w:br/>
-        <w:t>Notes</w:t>
+        <w:t>in this strike. Our customers suffered damage to their businesses,</w:t>
         <w:br/>
+        <w:t>and many were forced to lay off their own employees during the</w:t>
         <w:br/>
-        <w:t>THE NATION</w:t>
+        <w:t>work stoppage. UPS lost more than $ 600 million in revenues. It</w:t>
+        <w:br/>
+        <w:t>will take more than a full year for the wage increase won by our</w:t>
+        <w:br/>
+        <w:t>employees to make up for their lost wages during the strike. Even</w:t>
+        <w:br/>
+        <w:t>worse, many of the employees who went on strike have no job to</w:t>
+        <w:br/>
+        <w:t>come back to, due to the loss of customers and their packages.</w:t>
+        <w:br/>
+        <w:t>Sunday, we were scheduled to head back into negotiations with</w:t>
+        <w:br/>
+        <w:t>the union representing 2,000 UPS pilots -- the Independent Pilots</w:t>
+        <w:br/>
+        <w:t>Association (IPA). Before resuming these negotiations, the union's</w:t>
+        <w:br/>
+        <w:t>leader was already threatening a strike. As with our negotiations</w:t>
+        <w:br/>
+        <w:t>with the Teamsters, the head of the IPA has cast himself as a</w:t>
+        <w:br/>
+        <w:t>defender of the working class.</w:t>
+        <w:br/>
+        <w:t>Of course, in this case the "class" he represents is an elite</w:t>
+        <w:br/>
+        <w:t>group whose salaries exceed $ 100,000 a year. During previous negotiating</w:t>
+        <w:br/>
+        <w:t>sessions, UPS offered significant increases in pilot compensation.</w:t>
+        <w:br/>
+        <w:t>In fact, under the company's last proposal, the average pilot's</w:t>
+        <w:br/>
+        <w:t>pay at UPS would rise to more than $ 155,000 a year. To break that</w:t>
+        <w:br/>
+        <w:t>down, UPS has offered to raise the average captain's pay to $ 199,000,</w:t>
+        <w:br/>
+        <w:t>co-pilot's pay to $ 134,000 and flight engineers to $ 93,000 a year.</w:t>
+        <w:br/>
+        <w:t>These salaries are virtually unattainable for most working Americans</w:t>
+        <w:br/>
+        <w:t>and are among the highest for union pilots in the U.S. with similar</w:t>
+        <w:br/>
+        <w:t>seniority.</w:t>
+        <w:br/>
+        <w:t>We greatly value the efforts of our pilots. Their proficiency</w:t>
+        <w:br/>
+        <w:t>and safety record are unsurpassed. They are highly trained, highly</w:t>
+        <w:br/>
+        <w:t>compensated individuals, and we are very proud of their record.</w:t>
+        <w:br/>
+        <w:t>Given these circumstances, it's irresponsible for IPA president</w:t>
+        <w:br/>
+        <w:t>Bob Miller to beat the drum for another strike. While hard-working</w:t>
+        <w:br/>
+        <w:t>UPS drivers are back out on the streets, trying to recapture the</w:t>
+        <w:br/>
+        <w:t>lost business and confidence of their customers, Miller is threatening</w:t>
+        <w:br/>
+        <w:t>to drag them into another strike which would be destructive for</w:t>
+        <w:br/>
+        <w:t>everyone concerned.</w:t>
+        <w:br/>
+        <w:t>Coming on the heels of the strike against UPS called by the Teamsters</w:t>
+        <w:br/>
+        <w:t>leadership, we find Miller's comments to be opportunistic at best.</w:t>
+        <w:br/>
+        <w:t>The lesson from this incident is that no one wins in a strike.</w:t>
+        <w:br/>
+        <w:t>We can only hope that the IPA leadership has the interests of</w:t>
+        <w:br/>
+        <w:t>its members foremost in mind and has learned this lesson, too.</w:t>
+        <w:br/>
+        <w:t xml:space="preserve">John W. Alden is vice chairman of United Parcel Service. </w:t>
         <w:br/>
         <w:br/>
         <w:t>Graphic</w:t>
@@ -95,11 +167,7 @@
         <w:br/>
         <w:t xml:space="preserve"> </w:t>
         <w:br/>
-        <w:t>PHOTO; b/w, AP</w:t>
-        <w:br/>
-        <w:t xml:space="preserve"> </w:t>
-        <w:br/>
-        <w:t>CUTLINE: KENNEDY: Patrick said he used drugs in high school</w:t>
+        <w:t>PHOTO, B/W, Jeffrey Phelps, AP</w:t>
       </w:r>
     </w:p>
     <w:sectPr>
